--- a/public/thesis-library/purple/submission/submission.docx
+++ b/public/thesis-library/purple/submission/submission.docx
@@ -1033,7 +1033,7 @@
         <w:jc w:val="left"/>
       </w:pPr>
       <w:r>
-        <w:t>審查快照為程式 commit 62a37d9f213e4057929d31352d96f1bc4007f3fe。製作期間另一工作更新同樂會展示至 14a9118；本包維持上述固定快照，已核對 app 核心、static/app.js、語料與套件鎖檔沒有改變。這次只修正一個展示頁標題的過時測試斷言，未更改 A／B 引擎、提示詞、語料或模型。上一版本 8bb7bb7 重跑結果為 34 通過、1 失敗；修正後為 35 通過。測試以模擬供應端為主，不代表回答正確率。</w:t>
+        <w:t>審查快照為程式 commit 62a37d9f213e4057929d31352d96f1bc4007f3fe。製作期間另一工作更新同樂島展示至 14a9118；本包維持上述固定快照，已核對 app 核心、static/app.js、語料與套件鎖檔沒有改變。這次只修正一個展示頁標題的過時測試斷言，未更改 A／B 引擎、提示詞、語料或模型。上一版本 8bb7bb7 重跑結果為 34 通過、1 失敗；修正後為 35 通過。測試以模擬供應端為主，不代表回答正確率。</w:t>
       </w:r>
     </w:p>
     <w:p>
@@ -2605,7 +2605,7 @@
     </w:p>
     <w:p>
       <w:r>
-        <w:t>架構圖表示共同語料、兩組處理與評估面向。研究同樂會是來源導覽與展示，不是模型內部結構、第三組或正式評估器。平台 server 提供同一資料與兩種 query；引擎負責查找，provider 負責 API，前端另決定前文內容。</w:t>
+        <w:t>架構圖表示共同語料、兩組處理與評估面向。研究同樂島是來源導覽與展示，不是模型內部結構、第三組或正式評估器。平台 server 提供同一資料與兩種 query；引擎負責查找，provider 負責 API，前端另決定前文內容。</w:t>
       </w:r>
     </w:p>
     <w:p>
